--- a/交付_20260731_合作方权利要求答复/02_修订版权利要求/权利要求结构两方案对照_20260731.docx
+++ b/交付_20260731_合作方权利要求答复/02_修订版权利要求/权利要求结构两方案对照_20260731.docx
@@ -39,6 +39,24 @@
     </w:p>
     <w:p>
       <w:pPr>
+        <w:pStyle w:val="BlockQuotation"/>
+        <w:bidi w:val="0"/>
+        <w:jc w:val="left"/>
+        <w:rPr/>
+      </w:pPr>
+      <w:r>
+        <w:rPr>
+          <w:rStyle w:val="Strong"/>
+        </w:rPr>
+        <w:t>【审阅及策略确认稿，非最终定稿】</w:t>
+      </w:r>
+      <w:r>
+        <w:rPr/>
+        <w:t xml:space="preserve"> 本次交付为技术答复与权项策略请示。文件中同时保留了合并式与拆分式两套权利要求结构，二者不可并存；请代理人确认采用哪一套后，我方再统一权利要求书与说明书。</w:t>
+      </w:r>
+    </w:p>
+    <w:p>
+      <w:pPr>
         <w:pStyle w:val="BodyText"/>
         <w:bidi w:val="0"/>
         <w:jc w:val="left"/>
@@ -51,9 +69,9 @@
     </w:p>
     <w:tbl>
       <w:tblPr>
-        <w:tblW w:w="11339" w:type="dxa"/>
-        <w:jc w:val="left"/>
-        <w:tblInd w:w="28" w:type="dxa"/>
+        <w:tblW w:w="10205" w:type="dxa"/>
+        <w:jc w:val="center"/>
+        <w:tblInd w:w="0" w:type="dxa"/>
         <w:tblLayout w:type="fixed"/>
         <w:tblCellMar>
           <w:top w:w="28" w:type="dxa"/>
@@ -70,10 +88,11 @@
       <w:tr>
         <w:trPr>
           <w:tblHeader w:val="true"/>
+          <w:cantSplit/>
         </w:trPr>
         <w:tc>
           <w:tcPr>
-            <w:tcW w:w="1424" w:type="dxa"/>
+            <w:tcW w:w="2857" w:type="dxa"/>
             <w:tcBorders/>
             <w:vAlign w:val="center"/>
           </w:tcPr>
@@ -97,7 +116,7 @@
         </w:tc>
         <w:tc>
           <w:tcPr>
-            <w:tcW w:w="4399" w:type="dxa"/>
+            <w:tcW w:w="5307" w:type="dxa"/>
             <w:tcBorders/>
             <w:vAlign w:val="center"/>
           </w:tcPr>
@@ -127,7 +146,7 @@
         </w:tc>
         <w:tc>
           <w:tcPr>
-            <w:tcW w:w="5516" w:type="dxa"/>
+            <w:tcW w:w="2041" w:type="dxa"/>
             <w:tcBorders/>
             <w:vAlign w:val="center"/>
           </w:tcPr>
@@ -157,10 +176,12 @@
         </w:tc>
       </w:tr>
       <w:tr>
-        <w:trPr/>
+        <w:trPr>
+          <w:cantSplit/>
+        </w:trPr>
         <w:tc>
           <w:tcPr>
-            <w:tcW w:w="1424" w:type="dxa"/>
+            <w:tcW w:w="2857" w:type="dxa"/>
             <w:tcBorders/>
             <w:vAlign w:val="center"/>
           </w:tcPr>
@@ -180,7 +201,7 @@
         </w:tc>
         <w:tc>
           <w:tcPr>
-            <w:tcW w:w="4399" w:type="dxa"/>
+            <w:tcW w:w="5307" w:type="dxa"/>
             <w:tcBorders/>
             <w:vAlign w:val="center"/>
           </w:tcPr>
@@ -208,7 +229,7 @@
         </w:tc>
         <w:tc>
           <w:tcPr>
-            <w:tcW w:w="5516" w:type="dxa"/>
+            <w:tcW w:w="2041" w:type="dxa"/>
             <w:tcBorders/>
             <w:vAlign w:val="center"/>
           </w:tcPr>
@@ -244,10 +265,12 @@
         </w:tc>
       </w:tr>
       <w:tr>
-        <w:trPr/>
+        <w:trPr>
+          <w:cantSplit/>
+        </w:trPr>
         <w:tc>
           <w:tcPr>
-            <w:tcW w:w="1424" w:type="dxa"/>
+            <w:tcW w:w="2857" w:type="dxa"/>
             <w:tcBorders/>
             <w:vAlign w:val="center"/>
           </w:tcPr>
@@ -271,7 +294,7 @@
         </w:tc>
         <w:tc>
           <w:tcPr>
-            <w:tcW w:w="4399" w:type="dxa"/>
+            <w:tcW w:w="5307" w:type="dxa"/>
             <w:tcBorders/>
             <w:vAlign w:val="center"/>
           </w:tcPr>
@@ -315,7 +338,7 @@
         </w:tc>
         <w:tc>
           <w:tcPr>
-            <w:tcW w:w="5516" w:type="dxa"/>
+            <w:tcW w:w="2041" w:type="dxa"/>
             <w:tcBorders/>
             <w:vAlign w:val="center"/>
           </w:tcPr>
@@ -347,10 +370,12 @@
         </w:tc>
       </w:tr>
       <w:tr>
-        <w:trPr/>
+        <w:trPr>
+          <w:cantSplit/>
+        </w:trPr>
         <w:tc>
           <w:tcPr>
-            <w:tcW w:w="1424" w:type="dxa"/>
+            <w:tcW w:w="2857" w:type="dxa"/>
             <w:tcBorders/>
             <w:vAlign w:val="center"/>
           </w:tcPr>
@@ -374,7 +399,7 @@
         </w:tc>
         <w:tc>
           <w:tcPr>
-            <w:tcW w:w="4399" w:type="dxa"/>
+            <w:tcW w:w="5307" w:type="dxa"/>
             <w:tcBorders/>
             <w:vAlign w:val="center"/>
           </w:tcPr>
@@ -394,7 +419,7 @@
         </w:tc>
         <w:tc>
           <w:tcPr>
-            <w:tcW w:w="5516" w:type="dxa"/>
+            <w:tcW w:w="2041" w:type="dxa"/>
             <w:tcBorders/>
             <w:vAlign w:val="center"/>
           </w:tcPr>
@@ -414,10 +439,12 @@
         </w:tc>
       </w:tr>
       <w:tr>
-        <w:trPr/>
+        <w:trPr>
+          <w:cantSplit/>
+        </w:trPr>
         <w:tc>
           <w:tcPr>
-            <w:tcW w:w="1424" w:type="dxa"/>
+            <w:tcW w:w="2857" w:type="dxa"/>
             <w:tcBorders/>
             <w:vAlign w:val="center"/>
           </w:tcPr>
@@ -445,7 +472,7 @@
         </w:tc>
         <w:tc>
           <w:tcPr>
-            <w:tcW w:w="4399" w:type="dxa"/>
+            <w:tcW w:w="5307" w:type="dxa"/>
             <w:tcBorders/>
             <w:vAlign w:val="center"/>
           </w:tcPr>
@@ -475,7 +502,7 @@
         </w:tc>
         <w:tc>
           <w:tcPr>
-            <w:tcW w:w="5516" w:type="dxa"/>
+            <w:tcW w:w="2041" w:type="dxa"/>
             <w:tcBorders/>
             <w:vAlign w:val="center"/>
           </w:tcPr>
@@ -1354,8 +1381,14 @@
         <w:t xml:space="preserve">修订稿 </w:t>
       </w:r>
       <w:r>
-        <w:rPr/>
-        <w:t xml:space="preserve">S4 </w:t>
+        <w:rPr>
+          <w:rStyle w:val="Strong"/>
+        </w:rPr>
+        <w:t>S3</w:t>
+      </w:r>
+      <w:r>
+        <w:rPr/>
+        <w:t xml:space="preserve"> </w:t>
       </w:r>
       <w:r>
         <w:rPr/>
@@ -1367,15 +1400,23 @@
       </w:r>
       <w:r>
         <w:rPr/>
-        <w:t>所述最近距离之差不大于预设数值容差的视为相同</w:t>
-      </w:r>
-      <w:r>
-        <w:rPr/>
-        <w:t>"</w:t>
-      </w:r>
-      <w:r>
-        <w:rPr/>
-        <w:t>。写入权利要求的好处是使</w:t>
+        <w:t>将到该点的距离与所述最近距离之差不大于预设数值容差的一个或多个三角面确定为该点的最近三角面候选</w:t>
+      </w:r>
+      <w:r>
+        <w:rPr/>
+        <w:t>"——</w:t>
+      </w:r>
+      <w:r>
+        <w:rPr/>
+        <w:t xml:space="preserve">容差用于圈定候选集，而非在择一时事后补救，这与实际代码逻辑 </w:t>
+      </w:r>
+      <w:r>
+        <w:rPr/>
+        <w:t xml:space="preserve">d(x,t) ≤ d_min(x) + ε </w:t>
+      </w:r>
+      <w:r>
+        <w:rPr/>
+        <w:t>一致。写入权利要求的好处是使</w:t>
       </w:r>
       <w:r>
         <w:rPr/>
@@ -1437,7 +1478,7 @@
       </w:r>
       <w:r>
         <w:rPr/>
-        <w:t xml:space="preserve">8.3×10⁻⁷ </w:t>
+        <w:t xml:space="preserve">6.0×10⁻⁷ </w:t>
       </w:r>
       <w:r>
         <w:rPr/>
@@ -2093,6 +2134,16 @@
       <w:szCs w:val="28"/>
     </w:rPr>
   </w:style>
+  <w:style w:type="paragraph" w:styleId="BlockQuotation">
+    <w:name w:val="Block Quotation"/>
+    <w:basedOn w:val="Normal"/>
+    <w:qFormat/>
+    <w:pPr>
+      <w:spacing w:before="0" w:after="283"/>
+      <w:ind w:hanging="0" w:left="567" w:right="567"/>
+    </w:pPr>
+    <w:rPr/>
+  </w:style>
   <w:style w:type="paragraph" w:styleId="TableHeading">
     <w:name w:val="Table Heading"/>
     <w:basedOn w:val="TableContents"/>
@@ -2108,16 +2159,6 @@
       <w:sz w:val="20"/>
       <w:szCs w:val="20"/>
     </w:rPr>
-  </w:style>
-  <w:style w:type="paragraph" w:styleId="BlockQuotation">
-    <w:name w:val="Block Quotation"/>
-    <w:basedOn w:val="Normal"/>
-    <w:qFormat/>
-    <w:pPr>
-      <w:spacing w:before="0" w:after="283"/>
-      <w:ind w:hanging="0" w:left="567" w:right="567"/>
-    </w:pPr>
-    <w:rPr/>
   </w:style>
 </w:styles>
 </file>
